--- a/Documents/Software_Requirements_Specification(SRS).docx
+++ b/Documents/Software_Requirements_Specification(SRS).docx
@@ -9544,7 +9544,7 @@
           <w:szCs w:val="22"/>
           <w:rtl w:val="0"/>
         </w:rPr>
-        <w:t xml:space="preserve">These rules were agreed in backlog item BL-01 (decision log: Documents/BL-01_Decision_Log.md). They define the exact behaviour behind FR-01 to FR-14 and are referenced by the use case flows and the test plan.</w:t>
+        <w:t xml:space="preserve">These rules were agreed in backlog item BL-01 (decision log: BL-01_Decision_Log.md in the repository root). They define the exact behaviour behind FR-01 to FR-14 and are referenced by the use case flows and the test plan.</w:t>
       </w:r>
     </w:p>
     <w:tbl>

--- a/Documents/Software_Requirements_Specification(SRS).docx
+++ b/Documents/Software_Requirements_Specification(SRS).docx
@@ -9544,7 +9544,7 @@
           <w:szCs w:val="22"/>
           <w:rtl w:val="0"/>
         </w:rPr>
-        <w:t xml:space="preserve">These rules were agreed in backlog item BL-01 (decision log: BL-01_Decision_Log.md in the repository root). They define the exact behaviour behind FR-01 to FR-14 and are referenced by the use case flows and the test plan.</w:t>
+        <w:t xml:space="preserve">These rules were agreed in backlog item BL-01 (decision log: Documents/BL-01_Decision_Log.md). They define the exact behaviour behind FR-01 to FR-14 and are referenced by the use case flows and the test plan.</w:t>
       </w:r>
     </w:p>
     <w:tbl>

--- a/Documents/Software_Requirements_Specification(SRS).docx
+++ b/Documents/Software_Requirements_Specification(SRS).docx
@@ -5694,6 +5694,301 @@
                 <w:rtl w:val="0"/>
               </w:rPr>
               <w:t xml:space="preserve">Prevents use of an unattended or ended session.</w:t>
+            </w:r>
+          </w:p>
+        </w:tc>
+      </w:tr>
+      <w:tr>
+        <w:trPr>
+          <w:cantSplit w:val="0"/>
+          <w:tblHeader w:val="0"/>
+        </w:trPr>
+        <w:tc>
+          <w:tcPr>
+            <w:tcW w:w="900" w:type="dxa"/>
+            <w:tcBorders>
+              <w:top w:color="000000" w:space="0" w:sz="4" w:val="single"/>
+              <w:left w:color="000000" w:space="0" w:sz="4" w:val="single"/>
+              <w:bottom w:color="000000" w:space="0" w:sz="4" w:val="single"/>
+              <w:right w:color="000000" w:space="0" w:sz="4" w:val="single"/>
+            </w:tcBorders>
+            <w:tcMar>
+              <w:top w:w="80.0" w:type="dxa"/>
+              <w:left w:w="100.0" w:type="dxa"/>
+              <w:bottom w:w="80.0" w:type="dxa"/>
+              <w:right w:w="100.0" w:type="dxa"/>
+            </w:tcMar>
+            <w:vAlign w:val="center"/>
+          </w:tcPr>
+          <w:p>
+            <w:pPr>
+              <w:rPr/>
+            </w:pPr>
+            <w:r>
+              <w:rPr>
+                <w:b w:val="1"/>
+                <w:bCs w:val="1"/>
+                <w:color w:val="000000"/>
+                <w:sz w:val="18"/>
+                <w:szCs w:val="18"/>
+                <w:rtl w:val="0"/>
+              </w:rPr>
+              <w:t xml:space="preserve">FR-21</w:t>
+            </w:r>
+          </w:p>
+        </w:tc>
+        <w:tc>
+          <w:tcPr>
+            <w:tcW w:w="1150" w:type="dxa"/>
+            <w:tcBorders>
+              <w:top w:color="000000" w:space="0" w:sz="4" w:val="single"/>
+              <w:left w:color="000000" w:space="0" w:sz="4" w:val="single"/>
+              <w:bottom w:color="000000" w:space="0" w:sz="4" w:val="single"/>
+              <w:right w:color="000000" w:space="0" w:sz="4" w:val="single"/>
+            </w:tcBorders>
+            <w:tcMar>
+              <w:top w:w="80.0" w:type="dxa"/>
+              <w:left w:w="100.0" w:type="dxa"/>
+              <w:bottom w:w="80.0" w:type="dxa"/>
+              <w:right w:w="100.0" w:type="dxa"/>
+            </w:tcMar>
+            <w:vAlign w:val="center"/>
+          </w:tcPr>
+          <w:p>
+            <w:pPr>
+              <w:rPr/>
+            </w:pPr>
+            <w:r>
+              <w:rPr>
+                <w:b w:val="0"/>
+                <w:bCs w:val="0"/>
+                <w:color w:val="000000"/>
+                <w:sz w:val="18"/>
+                <w:szCs w:val="18"/>
+                <w:rtl w:val="0"/>
+              </w:rPr>
+              <w:t xml:space="preserve">Functional</w:t>
+            </w:r>
+          </w:p>
+        </w:tc>
+        <w:tc>
+          <w:tcPr>
+            <w:tcW w:w="2850" w:type="dxa"/>
+            <w:tcBorders>
+              <w:top w:color="000000" w:space="0" w:sz="4" w:val="single"/>
+              <w:left w:color="000000" w:space="0" w:sz="4" w:val="single"/>
+              <w:bottom w:color="000000" w:space="0" w:sz="4" w:val="single"/>
+              <w:right w:color="000000" w:space="0" w:sz="4" w:val="single"/>
+            </w:tcBorders>
+            <w:tcMar>
+              <w:top w:w="80.0" w:type="dxa"/>
+              <w:left w:w="100.0" w:type="dxa"/>
+              <w:bottom w:w="80.0" w:type="dxa"/>
+              <w:right w:w="100.0" w:type="dxa"/>
+            </w:tcMar>
+            <w:vAlign w:val="center"/>
+          </w:tcPr>
+          <w:p>
+            <w:pPr>
+              <w:spacing w:after="40" w:lineRule="auto"/>
+              <w:rPr/>
+            </w:pPr>
+            <w:r>
+              <w:rPr>
+                <w:b w:val="1"/>
+                <w:bCs w:val="1"/>
+                <w:color w:val="000000"/>
+                <w:sz w:val="18"/>
+                <w:szCs w:val="18"/>
+                <w:rtl w:val="0"/>
+              </w:rPr>
+              <w:t xml:space="preserve">Two-Factor Login (OTP)</w:t>
+            </w:r>
+          </w:p>
+          <w:p>
+            <w:pPr>
+              <w:rPr/>
+            </w:pPr>
+            <w:r>
+              <w:rPr>
+                <w:b w:val="0"/>
+                <w:bCs w:val="0"/>
+                <w:color w:val="000000"/>
+                <w:sz w:val="18"/>
+                <w:szCs w:val="18"/>
+                <w:rtl w:val="0"/>
+              </w:rPr>
+              <w:t xml:space="preserve">After the password, every user (Admin, Faculty and Student) enters a 6-digit one-time code from an authenticator app, or a code sent by email as the backup method. Users set up the app at first login and receive 10 single-use backup codes (SEC-29 to SEC-32).</w:t>
+            </w:r>
+          </w:p>
+        </w:tc>
+        <w:tc>
+          <w:tcPr>
+            <w:tcW w:w="940" w:type="dxa"/>
+            <w:tcBorders>
+              <w:top w:color="000000" w:space="0" w:sz="4" w:val="single"/>
+              <w:left w:color="000000" w:space="0" w:sz="4" w:val="single"/>
+              <w:bottom w:color="000000" w:space="0" w:sz="4" w:val="single"/>
+              <w:right w:color="000000" w:space="0" w:sz="4" w:val="single"/>
+            </w:tcBorders>
+            <w:tcMar>
+              <w:top w:w="80.0" w:type="dxa"/>
+              <w:left w:w="100.0" w:type="dxa"/>
+              <w:bottom w:w="80.0" w:type="dxa"/>
+              <w:right w:w="100.0" w:type="dxa"/>
+            </w:tcMar>
+            <w:vAlign w:val="center"/>
+          </w:tcPr>
+          <w:p>
+            <w:pPr>
+              <w:rPr/>
+            </w:pPr>
+            <w:r>
+              <w:rPr>
+                <w:b w:val="0"/>
+                <w:bCs w:val="0"/>
+                <w:color w:val="000000"/>
+                <w:sz w:val="18"/>
+                <w:szCs w:val="18"/>
+                <w:rtl w:val="0"/>
+              </w:rPr>
+              <w:t xml:space="preserve">P1</w:t>
+            </w:r>
+          </w:p>
+        </w:tc>
+        <w:tc>
+          <w:tcPr>
+            <w:tcW w:w="2600" w:type="dxa"/>
+            <w:tcBorders>
+              <w:top w:color="000000" w:space="0" w:sz="4" w:val="single"/>
+              <w:left w:color="000000" w:space="0" w:sz="4" w:val="single"/>
+              <w:bottom w:color="000000" w:space="0" w:sz="4" w:val="single"/>
+              <w:right w:color="000000" w:space="0" w:sz="4" w:val="single"/>
+            </w:tcBorders>
+            <w:tcMar>
+              <w:top w:w="80.0" w:type="dxa"/>
+              <w:left w:w="100.0" w:type="dxa"/>
+              <w:bottom w:w="80.0" w:type="dxa"/>
+              <w:right w:w="100.0" w:type="dxa"/>
+            </w:tcMar>
+            <w:vAlign w:val="center"/>
+          </w:tcPr>
+          <w:p>
+            <w:pPr>
+              <w:spacing w:after="40" w:lineRule="auto"/>
+              <w:rPr/>
+            </w:pPr>
+            <w:r>
+              <w:rPr>
+                <w:b w:val="0"/>
+                <w:bCs w:val="0"/>
+                <w:color w:val="000000"/>
+                <w:sz w:val="18"/>
+                <w:szCs w:val="18"/>
+                <w:rtl w:val="0"/>
+              </w:rPr>
+              <w:t xml:space="preserve">1. No dashboard is reachable with the password alone.</w:t>
+            </w:r>
+          </w:p>
+          <w:p>
+            <w:pPr>
+              <w:spacing w:after="40" w:lineRule="auto"/>
+              <w:rPr/>
+            </w:pPr>
+            <w:r>
+              <w:rPr>
+                <w:b w:val="0"/>
+                <w:bCs w:val="0"/>
+                <w:color w:val="000000"/>
+                <w:sz w:val="18"/>
+                <w:szCs w:val="18"/>
+                <w:rtl w:val="0"/>
+              </w:rPr>
+              <w:t xml:space="preserve">2. First login requires scanning a QR code and confirming one code.</w:t>
+            </w:r>
+          </w:p>
+          <w:p>
+            <w:pPr>
+              <w:spacing w:after="40" w:lineRule="auto"/>
+              <w:rPr/>
+            </w:pPr>
+            <w:r>
+              <w:rPr>
+                <w:b w:val="0"/>
+                <w:bCs w:val="0"/>
+                <w:color w:val="000000"/>
+                <w:sz w:val="18"/>
+                <w:szCs w:val="18"/>
+                <w:rtl w:val="0"/>
+              </w:rPr>
+              <w:t xml:space="preserve">3. An emailed code (valid 10 minutes, single use) or a backup code also completes login.</w:t>
+            </w:r>
+          </w:p>
+          <w:p>
+            <w:pPr>
+              <w:spacing w:after="40" w:lineRule="auto"/>
+              <w:rPr/>
+            </w:pPr>
+            <w:r>
+              <w:rPr>
+                <w:b w:val="0"/>
+                <w:bCs w:val="0"/>
+                <w:color w:val="000000"/>
+                <w:sz w:val="18"/>
+                <w:szCs w:val="18"/>
+                <w:rtl w:val="0"/>
+              </w:rPr>
+              <w:t xml:space="preserve">4. 5 wrong codes lock the account for 15 minutes.</w:t>
+            </w:r>
+          </w:p>
+          <w:p>
+            <w:pPr>
+              <w:rPr/>
+            </w:pPr>
+            <w:r>
+              <w:rPr>
+                <w:b w:val="0"/>
+                <w:bCs w:val="0"/>
+                <w:color w:val="000000"/>
+                <w:sz w:val="18"/>
+                <w:szCs w:val="18"/>
+                <w:rtl w:val="0"/>
+              </w:rPr>
+              <w:t xml:space="preserve">5. An Admin can reset a user's OTP after re-entering their own password; the reset is logged.</w:t>
+            </w:r>
+          </w:p>
+        </w:tc>
+        <w:tc>
+          <w:tcPr>
+            <w:tcW w:w="1640" w:type="dxa"/>
+            <w:tcBorders>
+              <w:top w:color="000000" w:space="0" w:sz="4" w:val="single"/>
+              <w:left w:color="000000" w:space="0" w:sz="4" w:val="single"/>
+              <w:bottom w:color="000000" w:space="0" w:sz="4" w:val="single"/>
+              <w:right w:color="000000" w:space="0" w:sz="4" w:val="single"/>
+            </w:tcBorders>
+            <w:tcMar>
+              <w:top w:w="80.0" w:type="dxa"/>
+              <w:left w:w="100.0" w:type="dxa"/>
+              <w:bottom w:w="80.0" w:type="dxa"/>
+              <w:right w:w="100.0" w:type="dxa"/>
+            </w:tcMar>
+            <w:vAlign w:val="center"/>
+          </w:tcPr>
+          <w:p>
+            <w:pPr>
+              <w:rPr/>
+            </w:pPr>
+            <w:r>
+              <w:rPr>
+                <w:b w:val="0"/>
+                <w:bCs w:val="0"/>
+                <w:color w:val="000000"/>
+                <w:sz w:val="18"/>
+                <w:szCs w:val="18"/>
+                <w:rtl w:val="0"/>
+              </w:rPr>
+              <w:t xml:space="preserve">Protects accounts even if a password is guessed or stolen (TH-01, TH-02). Added by team decision on 26 Oct 2026 (BL-33).</w:t>
             </w:r>
           </w:p>
         </w:tc>

--- a/Documents/Software_Requirements_Specification(SRS).docx
+++ b/Documents/Software_Requirements_Specification(SRS).docx
@@ -10202,7 +10202,7 @@
                 <w:szCs w:val="18"/>
                 <w:rtl w:val="0"/>
               </w:rPr>
-              <w:t xml:space="preserve">Only the Admin creates accounts; there is no self-registration. Creating a student or faculty record creates the linked login with a one-time temporary password (SEC-06). The username is the roll number for students and the faculty ID for faculty.</w:t>
+              <w:t xml:space="preserve">Only the Admin creates accounts; there is no self-registration. Creating a student or faculty record creates the linked login with a one-time temporary password (SEC-06). The username is the roll number for students and the faculty ID for faculty. Email login details to the account owner after saving; apply the BL-34 delivery, fallback and resend rules in the addendum.</w:t>
             </w:r>
           </w:p>
         </w:tc>
@@ -13629,6 +13629,151 @@
         <w:rPr>
           <w:rtl w:val="0"/>
         </w:rPr>
+      </w:r>
+    </w:p>
+    <w:p>
+      <w:pPr>
+        <w:keepNext/>
+        <w:pageBreakBefore/>
+        <w:spacing w:before="0" w:after="140" w:line="260" w:lineRule="auto"/>
+      </w:pPr>
+      <w:r>
+        <w:rPr>
+          <w:rFonts w:ascii="Calibri" w:hAnsi="Calibri"/>
+          <w:b/>
+          <w:sz w:val="28"/>
+        </w:rPr>
+        <w:t>BL-34 Addendum: Email login details</w:t>
+      </w:r>
+    </w:p>
+    <w:p>
+      <w:pPr>
+        <w:keepNext/>
+        <w:spacing w:before="0" w:after="140" w:line="260" w:lineRule="auto"/>
+      </w:pPr>
+      <w:r>
+        <w:rPr>
+          <w:rFonts w:ascii="Calibri" w:hAnsi="Calibri"/>
+          <w:b/>
+          <w:sz w:val="28"/>
+        </w:rPr>
+        <w:t>Requirements affected</w:t>
+      </w:r>
+    </w:p>
+    <w:p>
+      <w:pPr>
+        <w:spacing w:before="0" w:after="140" w:line="260" w:lineRule="auto"/>
+      </w:pPr>
+      <w:r>
+        <w:rPr>
+          <w:rFonts w:ascii="Calibri" w:hAnsi="Calibri"/>
+          <w:sz w:val="21"/>
+        </w:rPr>
+        <w:t>BL-34 (#42), 29 October 2026. Extends FR-01, FR-03, FR-04 and AR-01; retains mandatory OTP and first-login password change. Existing Admin-account creation retains private screen handover.</w:t>
+      </w:r>
+    </w:p>
+    <w:p>
+      <w:pPr>
+        <w:keepNext/>
+        <w:spacing w:before="0" w:after="140" w:line="260" w:lineRule="auto"/>
+      </w:pPr>
+      <w:r>
+        <w:rPr>
+          <w:rFonts w:ascii="Calibri" w:hAnsi="Calibri"/>
+          <w:b/>
+          <w:sz w:val="28"/>
+        </w:rPr>
+        <w:t>Scope and delivery</w:t>
+      </w:r>
+    </w:p>
+    <w:p>
+      <w:pPr>
+        <w:spacing w:before="0" w:after="140" w:line="260" w:lineRule="auto"/>
+      </w:pPr>
+      <w:r>
+        <w:rPr>
+          <w:rFonts w:ascii="Calibri" w:hAnsi="Calibri"/>
+          <w:sz w:val="21"/>
+        </w:rPr>
+        <w:t>After the Admin saves a new student or faculty profile, or resets a password, send only the account owner their username, new temporary password and trusted SITE_URL login link. Include the first-login password-change instruction. No CC/BCC, other personal data or academic data is included.</w:t>
+      </w:r>
+    </w:p>
+    <w:p>
+      <w:pPr>
+        <w:keepNext/>
+        <w:spacing w:before="0" w:after="140" w:line="260" w:lineRule="auto"/>
+      </w:pPr>
+      <w:r>
+        <w:rPr>
+          <w:rFonts w:ascii="Calibri" w:hAnsi="Calibri"/>
+          <w:b/>
+          <w:sz w:val="28"/>
+        </w:rPr>
+        <w:t>Failure and recovery</w:t>
+      </w:r>
+    </w:p>
+    <w:p>
+      <w:pPr>
+        <w:spacing w:before="0" w:after="140" w:line="260" w:lineRule="auto"/>
+      </w:pPr>
+      <w:r>
+        <w:rPr>
+          <w:rFonts w:ascii="Calibri" w:hAnsi="Calibri"/>
+          <w:sz w:val="21"/>
+        </w:rPr>
+        <w:t>Report delivery to a masked address. If sending fails, keep the saved account and show its temporary password once on the non-cacheable Admin response. Resend is an Admin-only POST for active temporary-password accounts: generate a fresh password, invalidate the old one and audit the resend. A user who already changed the password requires an explicit reset.</w:t>
+      </w:r>
+    </w:p>
+    <w:p>
+      <w:pPr>
+        <w:keepNext/>
+        <w:spacing w:before="0" w:after="140" w:line="260" w:lineRule="auto"/>
+      </w:pPr>
+      <w:r>
+        <w:rPr>
+          <w:rFonts w:ascii="Calibri" w:hAnsi="Calibri"/>
+          <w:b/>
+          <w:sz w:val="28"/>
+        </w:rPr>
+        <w:t>Security and configuration</w:t>
+      </w:r>
+    </w:p>
+    <w:p>
+      <w:pPr>
+        <w:spacing w:before="0" w:after="140" w:line="260" w:lineRule="auto"/>
+      </w:pPr>
+      <w:r>
+        <w:rPr>
+          <w:rFonts w:ascii="Calibri" w:hAnsi="Calibri"/>
+          <w:sz w:val="21"/>
+        </w:rPr>
+        <w:t>Persist only the password hash. Never put the password, email body or provider exception text in sessions, audit records or production logs. Audit attempts and outcomes with purpose and a masked address. Read SMTP settings and SITE_URL from .env; production links use HTTPS and never the request Host header. Development console previews use fictional accounts only and are explicitly labelled as not delivered.</w:t>
+      </w:r>
+    </w:p>
+    <w:p>
+      <w:pPr>
+        <w:keepNext/>
+        <w:spacing w:before="0" w:after="140" w:line="260" w:lineRule="auto"/>
+      </w:pPr>
+      <w:r>
+        <w:rPr>
+          <w:rFonts w:ascii="Calibri" w:hAnsi="Calibri"/>
+          <w:b/>
+          <w:sz w:val="28"/>
+        </w:rPr>
+        <w:t>Acceptance</w:t>
+      </w:r>
+    </w:p>
+    <w:p>
+      <w:pPr>
+        <w:spacing w:before="0" w:after="140" w:line="260" w:lineRule="auto"/>
+      </w:pPr>
+      <w:r>
+        <w:rPr>
+          <w:rFonts w:ascii="Calibri" w:hAnsi="Calibri"/>
+          <w:sz w:val="21"/>
+        </w:rPr>
+        <w:t>Both profile-creation paths and password reset deliver only to the owner. Delivery failures preserve access; no secret is persisted. Only Admins can resend. Verify with apps.accounts.test_credential_email and the BL-34 test-plan addendum.</w:t>
       </w:r>
     </w:p>
     <w:sectPr>
